--- a/companies/ashcombe-advisory/Engagements/Gallegos, Pope and Marsh/2024.02.15 - Kickoff Memo - Reputation Audit.docx
+++ b/companies/ashcombe-advisory/Engagements/Gallegos, Pope and Marsh/2024.02.15 - Kickoff Memo - Reputation Audit.docx
@@ -3,47 +3,104 @@
 <w:document xmlns:wpc="http://schemas.microsoft.com/office/word/2010/wordprocessingCanvas" xmlns:mo="http://schemas.microsoft.com/office/mac/office/2008/main" xmlns:mc="http://schemas.openxmlformats.org/markup-compatibility/2006" xmlns:mv="urn:schemas-microsoft-com:mac:vml" xmlns:o="urn:schemas-microsoft-com:office:office" xmlns:r="http://schemas.openxmlformats.org/officeDocument/2006/relationships" xmlns:m="http://schemas.openxmlformats.org/officeDocument/2006/math" xmlns:v="urn:schemas-microsoft-com:vml" xmlns:wp14="http://schemas.microsoft.com/office/word/2010/wordprocessingDrawing" xmlns:wp="http://schemas.openxmlformats.org/drawingml/2006/wordprocessingDrawing" xmlns:w10="urn:schemas-microsoft-com:office:word" xmlns:w="http://schemas.openxmlformats.org/wordprocessingml/2006/main" xmlns:w14="http://schemas.microsoft.com/office/word/2010/wordml" xmlns:wpg="http://schemas.microsoft.com/office/word/2010/wordprocessingGroup" xmlns:wpi="http://schemas.microsoft.com/office/word/2010/wordprocessingInk" xmlns:wne="http://schemas.microsoft.com/office/word/2006/wordml" xmlns:wps="http://schemas.microsoft.com/office/word/2010/wordprocessingShape" mc:Ignorable="w14 wp14">
   <w:body>
     <w:p>
+      <w:pPr>
+        <w:pStyle w:val="Heading1"/>
+      </w:pPr>
       <w:r>
-        <w:t>To: Reputation audit team</w:t>
-        <w:br/>
-        <w:t>From: Michelle Rose</w:t>
-        <w:br/>
-        <w:t>Re: Reputation audit kickoff for Gallegos, Pope and Marsh</w:t>
+        <w:t>Kickoff Memo: Reputation Audit</w:t>
       </w:r>
     </w:p>
     <w:p>
       <w:r>
-        <w:t>We are under way on the reputation audit for Gallegos, Pope and Marsh, with our start set at February 12, 2024. The job is to establish how the company is seen by its investors, by the press that covers it, and by its own people, and to set that reading against how the company describes itself. The gap between the two, wherever it turns out to be widest, is what the audit is really after. This note lays out who is carrying what in the opening weeks, so nothing waits on a handoff that was never made.</w:t>
+        <w:t>To: Julie Hill, Kimberly Le</w:t>
+        <w:br/>
+        <w:t>From: Michelle Rose</w:t>
+        <w:br/>
+        <w:t>Re: Gallegos, Pope and Marsh, opening plan</w:t>
       </w:r>
     </w:p>
     <w:p>
       <w:r>
-        <w:t>A word first on how we keep it in order. We hold the correspondence clean, route anything client-facing through one point, and log what we send, so the record stays legible as the volume builds. None of that is new to us, but it is worth saying once at the start of a job that will live mostly in email, and it matters more here because much of what we gather will be said to us in confidence.</w:t>
+        <w:t>The reputation audit for Gallegos, Pope and Marsh opened on February 12, 2024. Our job is to find out how investors, analysts, reporters and online audiences see the company now, where that picture departs from the company's own account of itself, and what is causing the gap. The end product is a written findings report with recommendations, presented to the client at the close.</w:t>
       </w:r>
     </w:p>
     <w:p>
       <w:r>
-        <w:t>Kimberly Le takes the media and analyst review. She is pulling the coverage from the last two years and reading how the company's story has moved through it, so we know what the outside record actually says before we ask anyone inside about it. Her first task is to sort that coverage into the themes that recur, and to flag the places where the reporting and the company's own account pull apart. Those themes will also shape the questions we carry into the interviews.</w:t>
+        <w:t>Robert Smith, VP Finance, is our sponsor and our route to everyone on the client side. His main interest is the investor and analyst view. The press and online work matters because it feeds that view. Julie Hill leads the engagement and signs off on every conclusion. I run the work day to day.</w:t>
+      </w:r>
+    </w:p>
+    <w:p>
+      <w:pPr>
+        <w:pStyle w:val="Heading2"/>
+      </w:pPr>
+      <w:r>
+        <w:t>How the work divides</w:t>
       </w:r>
     </w:p>
     <w:p>
       <w:r>
-        <w:t>I am carrying the interview program. We will run a short set of confidential conversations with the executives and a few outside parties, and I will build the list and the question set this week. These conversations sit at the center of the audit, so we want them scheduled early rather than left to the end, when calendars tighten and people travel. I will keep each one to under an hour and send the questions ahead, so no one is asked to think on their feet about a hard subject.</w:t>
+        <w:t>Public record. I am collecting the company's announcements, investor materials and website copy into one file of what the company says about itself. Each item gets tagged by theme so we can set it against the coverage.</w:t>
       </w:r>
     </w:p>
     <w:p>
       <w:r>
-        <w:t>We will meet briefly each week to compare what the coverage is showing against what the interviews are turning up, and to adjust the questions as we go. Kimberly Le and I will keep our notes in the shared file rather than in our inboxes, so either of us can pick up where the other left off. If either track runs ahead or behind, we will say so early rather than let it surface at the end.</w:t>
+        <w:t>Coverage and online discussion. Kimberly Le owns the coverage baseline: news, trade press and social channels over the review period, coded for tone and topic. She will flag anything that is still moving. We need a first cut of this before any external interview takes place. She will also pull coverage for a short list of comparable companies, so the client's coverage can be read in context.</w:t>
       </w:r>
     </w:p>
     <w:p>
       <w:r>
-        <w:t>We also need the company's own materials: the recent announcements, the investor decks, and anything else that shapes how the company is read. Robert Smith is our single contact for that on the Gallegos, Pope and Marsh side, and every request for access or scheduling goes to him rather than out across their team. That keeps one clean thread on the client's side and spares them fielding the same question three different ways.</w:t>
+        <w:t>Leadership interviews. Robert has agreed to arrange time with the senior team. I will draft the interview guide and send it to Julie Hill for review before it goes to him. Every interview is confidential and reported without attribution.</w:t>
       </w:r>
     </w:p>
     <w:p>
       <w:r>
-        <w:t>The first thing that has to happen is the interview list. I will circulate a draft by the end of the week; send me any names you think belong on it before then, so we go to Robert Smith with one considered request rather than a trickle of them.</w:t>
+        <w:t>External interviews. Robert approves each investor, analyst and reporter before we make contact. I will take the reporter conversations, on background, starting with people we already know. Julie will take the investor and analyst calls herself.</w:t>
+      </w:r>
+    </w:p>
+    <w:p>
+      <w:r>
+        <w:t>Synthesis. Findings come together once the interviews close. We walk Robert through early observations before anything is written up. No finding goes to the client without Julie's sign-off.</w:t>
+      </w:r>
+    </w:p>
+    <w:p>
+      <w:r>
+        <w:t>Timing. The interviews are the long pole. Leadership calendars are not ours to control, so the guide has to be ready before Robert starts asking for time. Julie wants an interim readout for Robert around the midpoint, built on whatever the interviews have shown by then.</w:t>
+      </w:r>
+    </w:p>
+    <w:p>
+      <w:pPr>
+        <w:pStyle w:val="Heading2"/>
+      </w:pPr>
+      <w:r>
+        <w:t>House rules for this one</w:t>
+      </w:r>
+    </w:p>
+    <w:p>
+      <w:r>
+        <w:t>Client documents go in the engagement folder, not in personal drives or inboxes. Interview notes stay internal. Status updates go to Robert by email with the three of us copied, so the thread is the record.</w:t>
+      </w:r>
+    </w:p>
+    <w:p>
+      <w:r>
+        <w:t>Outside interviews carry some risk of the audit becoming a story. Nobody we approach is told more than that we are gathering views on the company's behalf. If a reporter calls back asking for comment on anything, it comes to Julie before anyone answers.</w:t>
+      </w:r>
+    </w:p>
+    <w:p>
+      <w:pPr>
+        <w:pStyle w:val="Heading2"/>
+      </w:pPr>
+      <w:r>
+        <w:t>What happens first</w:t>
+      </w:r>
+    </w:p>
+    <w:p>
+      <w:r>
+        <w:t>Kimberly, please start the coverage pull now. A rough baseline by the end of next week is enough to shape the interview guide. Julie, you will have the guide and a draft list of external names from me early next week.</w:t>
+      </w:r>
+    </w:p>
+    <w:p>
+      <w:r>
+        <w:t>Before any of that, I will send Robert our document request today so his team can start gathering.</w:t>
       </w:r>
     </w:p>
     <w:sectPr>
